--- a/public/resume/Naman_Manocha_Master_1Page_Resume.docx
+++ b/public/resume/Naman_Manocha_Master_1Page_Resume.docx
@@ -364,7 +364,7 @@
         </w:rPr>
         <w:t>Python, FastAPI, Next.js, Supabase/pgvector, LangGraph, Groq, OpenAI, Cloudflare R2, Kubernetes (K3s)</w:t>
         <w:br/>
-        <w:t>Solo-built, Apr–Aug 2026 — ~143K LOC across 864 files, 431 commits, 167+ test suites — OpenAI Build Week</w:t>
+        <w:t>Solo-built, Apr–Aug 2026 — ~142K LOC across 864 files, 430 commits, 167+ test suites — OpenAI Build Week</w:t>
       </w:r>
       <w:r>
         <w:rPr>

--- a/public/resume/Naman_Manocha_Master_1Page_Resume.docx
+++ b/public/resume/Naman_Manocha_Master_1Page_Resume.docx
@@ -364,7 +364,7 @@
         </w:rPr>
         <w:t>Python, FastAPI, Next.js, Supabase/pgvector, LangGraph, Groq, OpenAI, Cloudflare R2, Kubernetes (K3s)</w:t>
         <w:br/>
-        <w:t>Solo-built, Apr–Aug 2026 — ~142K LOC across 864 files, 430 commits, 167+ test suites — OpenAI Build Week</w:t>
+        <w:t>Solo-built, Apr–Aug 2026 — ~143K LOC across 864 files, 432 commits, 167+ test suites — OpenAI Build Week</w:t>
       </w:r>
       <w:r>
         <w:rPr>

--- a/public/resume/Naman_Manocha_Master_1Page_Resume.docx
+++ b/public/resume/Naman_Manocha_Master_1Page_Resume.docx
@@ -364,7 +364,7 @@
         </w:rPr>
         <w:t>Python, FastAPI, Next.js, Supabase/pgvector, LangGraph, Groq, OpenAI, Cloudflare R2, Kubernetes (K3s)</w:t>
         <w:br/>
-        <w:t>Solo-built, Apr–Aug 2026 — ~143K LOC across 864 files, 432 commits, 167+ test suites — OpenAI Build Week</w:t>
+        <w:t>Solo-built, Apr–Aug 2026 — ~142K LOC across 864 files, 433 commits, 167+ test suites — OpenAI Build Week</w:t>
       </w:r>
       <w:r>
         <w:rPr>

--- a/public/resume/Naman_Manocha_Master_1Page_Resume.docx
+++ b/public/resume/Naman_Manocha_Master_1Page_Resume.docx
@@ -364,7 +364,7 @@
         </w:rPr>
         <w:t>Python, FastAPI, Next.js, Supabase/pgvector, LangGraph, Groq, OpenAI, Cloudflare R2, Kubernetes (K3s)</w:t>
         <w:br/>
-        <w:t>Solo-built, Apr–Aug 2026 — ~142K LOC across 864 files, 433 commits, 167+ test suites — OpenAI Build Week</w:t>
+        <w:t>Solo-built, Apr–Aug 2026 — ~142K LOC across 864 files, 434 commits, 167+ test suites — OpenAI Build Week</w:t>
       </w:r>
       <w:r>
         <w:rPr>

--- a/public/resume/Naman_Manocha_Master_1Page_Resume.docx
+++ b/public/resume/Naman_Manocha_Master_1Page_Resume.docx
@@ -99,56 +99,7 @@
         <w:jc w:val="left"/>
       </w:pPr>
       <w:r>
-        <w:rPr>
-          <w:rFonts w:ascii="Calibri" w:hAnsi="Calibri"/>
-          <w:sz w:val="17"/>
-        </w:rPr>
-        <w:t xml:space="preserve">AI/ML engineer with hands-on experience across classical ML, multi-agent LLM orchestration, and grounded RAG systems, with a track record of shipping production AI products end-to-end. Solo-built </w:t>
-      </w:r>
-      <w:r>
-        <w:rPr>
-          <w:rFonts w:ascii="Calibri" w:hAnsi="Calibri"/>
-          <w:b/>
-          <w:sz w:val="17"/>
-        </w:rPr>
-        <w:t>FundersAI</w:t>
-      </w:r>
-      <w:r>
-        <w:rPr>
-          <w:rFonts w:ascii="Calibri" w:hAnsi="Calibri"/>
-          <w:sz w:val="17"/>
-        </w:rPr>
-        <w:t xml:space="preserve"> (live stock &amp; mutual fund research platform with 7-node LangGraph RAG, explainable clustering, and a decoupled report-synthesis microservice on K3s/AWS), </w:t>
-      </w:r>
-      <w:r>
-        <w:rPr>
-          <w:rFonts w:ascii="Calibri" w:hAnsi="Calibri"/>
-          <w:b/>
-          <w:sz w:val="17"/>
-        </w:rPr>
-        <w:t>TalentOS</w:t>
-      </w:r>
-      <w:r>
-        <w:rPr>
-          <w:rFonts w:ascii="Calibri" w:hAnsi="Calibri"/>
-          <w:sz w:val="17"/>
-        </w:rPr>
-        <w:t xml:space="preserve"> (autonomous opportunity intelligence agent on Google ADK/LangGraph with 91% pre-filtering), and </w:t>
-      </w:r>
-      <w:r>
-        <w:rPr>
-          <w:rFonts w:ascii="Calibri" w:hAnsi="Calibri"/>
-          <w:b/>
-          <w:sz w:val="17"/>
-        </w:rPr>
-        <w:t>CareFlow</w:t>
-      </w:r>
-      <w:r>
-        <w:rPr>
-          <w:rFonts w:ascii="Calibri" w:hAnsi="Calibri"/>
-          <w:sz w:val="17"/>
-        </w:rPr>
-        <w:t xml:space="preserve"> (clinical RAFT fine-tuning with 88.5% precision). Experienced translating business requirements into deployed systems as a technology lead; comfortable across Python, FastAPI, Next.js, Docker, Kubernetes, and pgvector.</w:t>
+        <w:t>AI/ML engineer with experience across classical ML, multi-agent orchestration, and grounded RAG. Independently developed FundersAI, TalentOS, and CareFlow using Python, FastAPI, Next.js, Docker, Kubernetes, and pgvector.</w:t>
       </w:r>
     </w:p>
     <w:p>
@@ -175,19 +126,7 @@
         <w:jc w:val="left"/>
       </w:pPr>
       <w:r>
-        <w:rPr>
-          <w:rFonts w:ascii="Calibri" w:hAnsi="Calibri"/>
-          <w:b/>
-          <w:sz w:val="17"/>
-        </w:rPr>
-        <w:t xml:space="preserve">ML &amp; AI: </w:t>
-      </w:r>
-      <w:r>
-        <w:rPr>
-          <w:rFonts w:ascii="Calibri" w:hAnsi="Calibri"/>
-          <w:sz w:val="17"/>
-        </w:rPr>
-        <w:t>LLMs, RAG (LangGraph), Multi-Agent Orchestration (LangGraph, Google ADK), Hybrid Search, Vector Embeddings (pgvector, ChromaDB), Fine-Tuning (QLoRA, Unsloth), Prompt Engineering, scikit-learn, MLflow, Langfuse</w:t>
+        <w:t>ML &amp; AI: LangGraph, Google ADK, RAG, Hybrid Search, pgvector, QLoRA, Prompt Engineering, scikit-learn, MLflow, Langfuse</w:t>
       </w:r>
     </w:p>
     <w:p>
@@ -196,19 +135,7 @@
         <w:jc w:val="left"/>
       </w:pPr>
       <w:r>
-        <w:rPr>
-          <w:rFonts w:ascii="Calibri" w:hAnsi="Calibri"/>
-          <w:b/>
-          <w:sz w:val="17"/>
-        </w:rPr>
-        <w:t xml:space="preserve">Backend &amp; Infra: </w:t>
-      </w:r>
-      <w:r>
-        <w:rPr>
-          <w:rFonts w:ascii="Calibri" w:hAnsi="Calibri"/>
-          <w:sz w:val="17"/>
-        </w:rPr>
-        <w:t>Python, FastAPI, REST APIs, SQL, PostgreSQL, Supabase (Auth, RLS), Redis, Docker, Kubernetes (K3s), AWS EC2, Google Cloud Run, GitHub Actions (CI/CD), Git</w:t>
+        <w:t>Backend &amp; Cloud: Python, FastAPI, REST APIs, SQL, PostgreSQL, Supabase, Docker, Kubernetes, Google Cloud Run, GitHub Actions</w:t>
       </w:r>
     </w:p>
     <w:p>
@@ -217,19 +144,7 @@
         <w:jc w:val="left"/>
       </w:pPr>
       <w:r>
-        <w:rPr>
-          <w:rFonts w:ascii="Calibri" w:hAnsi="Calibri"/>
-          <w:b/>
-          <w:sz w:val="17"/>
-        </w:rPr>
-        <w:t xml:space="preserve">Frontend &amp; Data: </w:t>
-      </w:r>
-      <w:r>
-        <w:rPr>
-          <w:rFonts w:ascii="Calibri" w:hAnsi="Calibri"/>
-          <w:sz w:val="17"/>
-        </w:rPr>
-        <w:t>Next.js, React, TypeScript, ETL Pipelines, Web Scraping, PDF Parsing, Data Validation, Data Visualization</w:t>
+        <w:t>Web &amp; Data: Next.js, TypeScript, ETL Pipelines, Data Validation</w:t>
       </w:r>
     </w:p>
     <w:p>
@@ -288,11 +203,7 @@
         <w:jc w:val="left"/>
       </w:pPr>
       <w:r>
-        <w:rPr>
-          <w:rFonts w:ascii="Calibri" w:hAnsi="Calibri"/>
-          <w:sz w:val="17"/>
-        </w:rPr>
-        <w:t>Scoping and leading development of a company-wide mobile app as sole engineer, covering client/employee onboarding, document access, product registration, and payments — mobile counterpart to PayGain core platform.</w:t>
+        <w:t>Scoping and leading development of a company-wide mobile app as sole engineer, covering client/employee onboarding, document access, product activation, and payments — mobile counterpart to PayGain core platform.</w:t>
       </w:r>
     </w:p>
     <w:p>
@@ -364,7 +275,7 @@
         </w:rPr>
         <w:t>Python, FastAPI, Next.js, Supabase/pgvector, LangGraph, Groq, OpenAI, Cloudflare R2, Kubernetes (K3s)</w:t>
         <w:br/>
-        <w:t>Solo-built, Apr–Aug 2026 — ~142K LOC across 864 files, 434 commits, 167+ test suites — OpenAI Build Week</w:t>
+        <w:t>Solo-built, Apr–Aug 2026 — ~137K source LOC across 826 files, 434 commits, 167 test files — OpenAI Build Week</w:t>
       </w:r>
       <w:r>
         <w:rPr>
@@ -418,11 +329,7 @@
         <w:jc w:val="left"/>
       </w:pPr>
       <w:r>
-        <w:rPr>
-          <w:rFonts w:ascii="Calibri" w:hAnsi="Calibri"/>
-          <w:sz w:val="17"/>
-        </w:rPr>
-        <w:t>Citation-Grounded RAG &amp; Multi-Agent Routing: built 7-node LangGraph pipeline (retrieve → grade → synthesize/abstain with rewrite loop) over ~10,400 chunks with lexical reranking and strict abstention; designed Groq LLM router for stock/fund/news paths.</w:t>
+        <w:t>Citation-Grounded RAG &amp; Multi-Agent Routing: built a seven-stage LangGraph workflow with evidence-aware synthesis, abstention, lexical reranking, and routing across stock, fund, and news paths.</w:t>
       </w:r>
     </w:p>
     <w:p>
@@ -446,11 +353,7 @@
         <w:jc w:val="left"/>
       </w:pPr>
       <w:r>
-        <w:rPr>
-          <w:rFonts w:ascii="Calibri" w:hAnsi="Calibri"/>
-          <w:sz w:val="17"/>
-        </w:rPr>
-        <w:t>Resilient Data Engineering: built 22 GitHub Actions workflows scraping/normalizing disclosures from 12 AMCs (99.66% data readiness across 871 funds); fixed normalizer bug restoring coverage to 100% across 14,000+ records.</w:t>
+        <w:t>Resilient Data Engineering: automated official-disclosure collection and normalization with readiness checks and targeted normalizer repairs.</w:t>
       </w:r>
     </w:p>
     <w:p>
@@ -489,7 +392,7 @@
         <w:rPr>
           <w:i/>
         </w:rPr>
-        <w:t>Python, Google ADK, LangGraph, Next.js, Firestore, Google Cloud Run  |  ~23K LOC across 131 files, 70 commits, 235+ test suite</w:t>
+        <w:t>Python, Google ADK, LangGraph, Next.js, Firestore, Google Cloud Run  |  ~21K source LOC across 116 files, 70 commits, 26 test files</w:t>
       </w:r>
       <w:r>
         <w:rPr>
@@ -543,11 +446,7 @@
         <w:jc w:val="left"/>
       </w:pPr>
       <w:r>
-        <w:rPr>
-          <w:rFonts w:ascii="Calibri" w:hAnsi="Calibri"/>
-          <w:sz w:val="17"/>
-        </w:rPr>
-        <w:t>Dual-Pipeline Multi-Agent System: built Careers and Studio pipelines (LangGraph StateGraphs orchestrating Google ADK agents on Gemini) ingesting ~2,500 postings/run across 8 ATS sources; applies deterministic pre-filtering cutting 91% before LLM calls.</w:t>
+        <w:t>Dual-Pipeline Multi-Agent System: built Careers and Studio workflows with Google ADK and LangGraph, public-source ingestion, and deterministic pre-filtering.</w:t>
       </w:r>
     </w:p>
     <w:p>
@@ -557,11 +456,7 @@
         <w:jc w:val="left"/>
       </w:pPr>
       <w:r>
-        <w:rPr>
-          <w:rFonts w:ascii="Calibri" w:hAnsi="Calibri"/>
-          <w:sz w:val="17"/>
-        </w:rPr>
-        <w:t>Guardrails &amp; Full-Stack Delivery: shipped human-in-the-loop send gates, Langfuse tracing, 235+ test hermetic pytest suite, and Next.js 15 dashboard with tailored resume generation deployed on Google Cloud Run.</w:t>
+        <w:t>Guardrails &amp; Full-Stack Delivery: shipped human send gates, Langfuse tracing, hermetic tests, and a Next.js dashboard on Google Cloud Run.</w:t>
       </w:r>
     </w:p>
     <w:p>
@@ -620,11 +515,7 @@
         <w:jc w:val="left"/>
       </w:pPr>
       <w:r>
-        <w:rPr>
-          <w:rFonts w:ascii="Calibri" w:hAnsi="Calibri"/>
-          <w:sz w:val="17"/>
-        </w:rPr>
-        <w:t>RAFT Fine-Tuning &amp; Local Serving: designed RAFT pipeline with oracle evidence and hard distractors; fine-tuned Qwen2.5-7B via 4-bit QLoRA (Unsloth) achieving 88.5% citation precision and 84.6% abstention; served locally via quantized GGUF on Ollama.</w:t>
+        <w:t>RAFT Fine-Tuning &amp; Local Serving: fine-tuned Qwen2.5-1.5B with reference evidence and hard distractors via 4-bit QLoRA (r=16, alpha=16), then served it locally through Ollama.</w:t>
       </w:r>
     </w:p>
     <w:p>
@@ -675,7 +566,7 @@
         <w:jc w:val="left"/>
       </w:pPr>
       <w:r>
-        <w:t>SQuAD QA Benchmarking &amp; NLP Research: compared BERT, BiDAF, and DistilBERT for extractive QA; fine-tuned each with standardized eval pipeline (precision, recall, F1); published research paper in IJMDES. GitResume Agent: self-built multi-agent LLM pipeline (PyPI: git-resume-agent, ~4K LOC, 26 commits) that synthesizes and adversarially verifies grounded resume bullets from git history.</w:t>
+        <w:t>SQuAD QA Benchmarking &amp; NLP Research: compared BERT, BiDAF, and DistilBERT for extractive QA; fine-tuned each with standardized eval pipeline (precision, recall, F1); published research paper in IJMDES. GitResume Agent: self-built evidence-backed resume CLI (PyPI: git-resume-agent, ~4K LOC, 27 commits) that validates managed claims before compiling Word/PDF output.</w:t>
       </w:r>
     </w:p>
     <w:p>

--- a/public/resume/Naman_Manocha_Master_1Page_Resume.docx
+++ b/public/resume/Naman_Manocha_Master_1Page_Resume.docx
@@ -446,7 +446,7 @@
         <w:jc w:val="left"/>
       </w:pPr>
       <w:r>
-        <w:t>Dual-Pipeline Multi-Agent System: built Careers and Studio workflows with Google ADK and LangGraph, public-source ingestion, and deterministic pre-filtering.</w:t>
+        <w:t>Dual-Pipeline Multi-Agent System: built Careers and Studio workflows with Google ADK and LangGraph, ingesting ~2,900 postings/run with an 89.5% pre-LLM filter rate.</w:t>
       </w:r>
     </w:p>
     <w:p>
@@ -456,7 +456,7 @@
         <w:jc w:val="left"/>
       </w:pPr>
       <w:r>
-        <w:t>Guardrails &amp; Full-Stack Delivery: shipped human send gates, Langfuse tracing, hermetic tests, and a Next.js dashboard on Google Cloud Run.</w:t>
+        <w:t>Guardrails &amp; Full-Stack Delivery: shipped human send gates, Langfuse tracing, a 373-test hermetic suite (11s), and a Next.js dashboard on Google Cloud Run.</w:t>
       </w:r>
     </w:p>
     <w:p>

--- a/public/resume/Naman_Manocha_Master_1Page_Resume.docx
+++ b/public/resume/Naman_Manocha_Master_1Page_Resume.docx
@@ -566,7 +566,7 @@
         <w:jc w:val="left"/>
       </w:pPr>
       <w:r>
-        <w:t>SQuAD QA Benchmarking &amp; NLP Research: compared BERT, BiDAF, and DistilBERT for extractive QA; fine-tuned each with standardized eval pipeline (precision, recall, F1); published research paper in IJMDES. GitResume Agent: self-built evidence-backed resume CLI (PyPI: git-resume-agent, ~4K LOC, 27 commits) that validates managed claims before compiling Word/PDF output.</w:t>
+        <w:t>SQuAD QA Benchmarking &amp; NLP Research: compared BERT, BiDAF, and DistilBERT for extractive QA; fine-tuned each with standardized eval pipeline (precision, recall, F1); published research paper in IJMDES. GitResume Agent: self-built evidence-backed resume CLI (PyPI: git-resume-agent, ~4K LOC, 28 commits) that validates managed claims before compiling Word/PDF output.</w:t>
       </w:r>
     </w:p>
     <w:p>

--- a/public/resume/Naman_Manocha_Master_1Page_Resume.docx
+++ b/public/resume/Naman_Manocha_Master_1Page_Resume.docx
@@ -275,7 +275,7 @@
         </w:rPr>
         <w:t>Python, FastAPI, Next.js, Supabase/pgvector, LangGraph, Groq, OpenAI, Cloudflare R2, Kubernetes (K3s)</w:t>
         <w:br/>
-        <w:t>Solo-built, Apr–Aug 2026 — ~137K source LOC across 826 files, 434 commits, 167 test files — OpenAI Build Week</w:t>
+        <w:t>Solo-built, Apr–Aug 2026 — ~137K source LOC across 827 files, 435 commits, 167 test files — OpenAI Build Week</w:t>
       </w:r>
       <w:r>
         <w:rPr>

--- a/public/resume/Naman_Manocha_Master_1Page_Resume.docx
+++ b/public/resume/Naman_Manocha_Master_1Page_Resume.docx
@@ -275,7 +275,7 @@
         </w:rPr>
         <w:t>Python, FastAPI, Next.js, Supabase/pgvector, LangGraph, Groq, OpenAI, Cloudflare R2, Kubernetes (K3s)</w:t>
         <w:br/>
-        <w:t>Solo-built, Apr–Aug 2026 — ~137K source LOC across 827 files, 435 commits, 167 test files — OpenAI Build Week</w:t>
+        <w:t>Solo-built, Apr–Aug 2026 — ~137K source LOC across 827 files, 436 commits, 167 test files — OpenAI Build Week</w:t>
       </w:r>
       <w:r>
         <w:rPr>

--- a/public/resume/Naman_Manocha_Master_1Page_Resume.docx
+++ b/public/resume/Naman_Manocha_Master_1Page_Resume.docx
@@ -275,7 +275,7 @@
         </w:rPr>
         <w:t>Python, FastAPI, Next.js, Supabase/pgvector, LangGraph, Groq, OpenAI, Cloudflare R2, Kubernetes (K3s)</w:t>
         <w:br/>
-        <w:t>Solo-built, Apr–Aug 2026 — ~137K source LOC across 827 files, 436 commits, 167 test files — OpenAI Build Week</w:t>
+        <w:t>Solo-built, Apr–Aug 2026 — ~138K source LOC across 835 files, 437 commits, 168 test files — OpenAI Build Week</w:t>
       </w:r>
       <w:r>
         <w:rPr>

--- a/public/resume/Naman_Manocha_Master_1Page_Resume.docx
+++ b/public/resume/Naman_Manocha_Master_1Page_Resume.docx
@@ -275,7 +275,7 @@
         </w:rPr>
         <w:t>Python, FastAPI, Next.js, Supabase/pgvector, LangGraph, Groq, OpenAI, Cloudflare R2, Kubernetes (K3s)</w:t>
         <w:br/>
-        <w:t>Solo-built, Apr–Aug 2026 — ~138K source LOC across 835 files, 437 commits, 168 test files — OpenAI Build Week</w:t>
+        <w:t>Solo-built, Apr–Aug 2026 — ~141K source LOC across 841 files, 441 commits, 170 test files — OpenAI Build Week</w:t>
       </w:r>
       <w:r>
         <w:rPr>

--- a/public/resume/Naman_Manocha_Master_1Page_Resume.docx
+++ b/public/resume/Naman_Manocha_Master_1Page_Resume.docx
@@ -275,7 +275,7 @@
         </w:rPr>
         <w:t>Python, FastAPI, Next.js, Supabase/pgvector, LangGraph, Groq, OpenAI, Cloudflare R2, Kubernetes (K3s)</w:t>
         <w:br/>
-        <w:t>Solo-built, Apr–Aug 2026 — ~141K source LOC across 841 files, 441 commits, 170 test files — OpenAI Build Week</w:t>
+        <w:t>Solo-built, Apr–Aug 2026 — ~143K source LOC across 856 files, 442 commits, 178 test files — OpenAI Build Week</w:t>
       </w:r>
       <w:r>
         <w:rPr>

--- a/public/resume/Naman_Manocha_Master_1Page_Resume.docx
+++ b/public/resume/Naman_Manocha_Master_1Page_Resume.docx
@@ -4,7 +4,7 @@
   <w:body>
     <w:p>
       <w:pPr>
-        <w:spacing w:after="20" w:before="0" w:line="240" w:lineRule="auto"/>
+        <w:spacing w:after="14" w:before="0" w:line="240" w:lineRule="auto"/>
         <w:jc w:val="center"/>
       </w:pPr>
       <w:r>
@@ -18,7 +18,7 @@
     </w:p>
     <w:p>
       <w:pPr>
-        <w:spacing w:after="50" w:before="0" w:line="240" w:lineRule="auto"/>
+        <w:spacing w:after="35" w:before="0" w:line="240" w:lineRule="auto"/>
         <w:jc w:val="center"/>
       </w:pPr>
       <w:r>
@@ -33,7 +33,7 @@
     </w:p>
     <w:p>
       <w:pPr>
-        <w:spacing w:after="80" w:before="0" w:line="240" w:lineRule="auto"/>
+        <w:spacing w:after="56" w:before="0" w:line="240" w:lineRule="auto"/>
         <w:jc w:val="center"/>
       </w:pPr>
       <w:r>
@@ -77,7 +77,7 @@
     </w:p>
     <w:p>
       <w:pPr>
-        <w:spacing w:after="40" w:before="80" w:line="240" w:lineRule="auto"/>
+        <w:spacing w:after="28" w:before="80" w:line="240" w:lineRule="auto"/>
         <w:jc w:val="left"/>
         <w:pBdr>
           <w:bottom w:val="single" w:sz="6" w:space="1" w:color="4F81BD"/>
@@ -95,7 +95,7 @@
     </w:p>
     <w:p>
       <w:pPr>
-        <w:spacing w:after="60" w:before="0" w:line="252" w:lineRule="auto"/>
+        <w:spacing w:after="42" w:before="0" w:line="252" w:lineRule="auto"/>
         <w:jc w:val="left"/>
       </w:pPr>
       <w:r>
@@ -104,7 +104,7 @@
     </w:p>
     <w:p>
       <w:pPr>
-        <w:spacing w:after="40" w:before="80" w:line="240" w:lineRule="auto"/>
+        <w:spacing w:after="28" w:before="80" w:line="240" w:lineRule="auto"/>
         <w:jc w:val="left"/>
         <w:pBdr>
           <w:bottom w:val="single" w:sz="6" w:space="1" w:color="4F81BD"/>
@@ -122,7 +122,7 @@
     </w:p>
     <w:p>
       <w:pPr>
-        <w:spacing w:after="30" w:before="0" w:line="240" w:lineRule="auto"/>
+        <w:spacing w:after="21" w:before="0" w:line="240" w:lineRule="auto"/>
         <w:jc w:val="left"/>
       </w:pPr>
       <w:r>
@@ -131,7 +131,7 @@
     </w:p>
     <w:p>
       <w:pPr>
-        <w:spacing w:after="30" w:before="0" w:line="240" w:lineRule="auto"/>
+        <w:spacing w:after="21" w:before="0" w:line="240" w:lineRule="auto"/>
         <w:jc w:val="left"/>
       </w:pPr>
       <w:r>
@@ -140,7 +140,7 @@
     </w:p>
     <w:p>
       <w:pPr>
-        <w:spacing w:after="30" w:before="0" w:line="240" w:lineRule="auto"/>
+        <w:spacing w:after="21" w:before="0" w:line="240" w:lineRule="auto"/>
         <w:jc w:val="left"/>
       </w:pPr>
       <w:r>
@@ -149,7 +149,7 @@
     </w:p>
     <w:p>
       <w:pPr>
-        <w:spacing w:after="40" w:before="80" w:line="240" w:lineRule="auto"/>
+        <w:spacing w:after="28" w:before="80" w:line="240" w:lineRule="auto"/>
         <w:jc w:val="left"/>
         <w:pBdr>
           <w:bottom w:val="single" w:sz="6" w:space="1" w:color="4F81BD"/>
@@ -176,14 +176,44 @@
           <w:b/>
           <w:sz w:val="18"/>
         </w:rPr>
-        <w:t>Technology Manager — PayGain Multiservices Pvt. Ltd.</w:t>
+        <w:t>Artificial Intelligence Intern — Internmo (Remote)</w:t>
         <w:tab/>
-        <w:t>Feb 2025 – Present</w:t>
+        <w:t>Sept 2026 – Present</w:t>
       </w:r>
     </w:p>
     <w:p>
       <w:pPr>
-        <w:spacing w:after="30" w:before="0" w:line="240" w:lineRule="auto"/>
+        <w:pStyle w:val="ListParagraph"/>
+        <w:spacing w:after="21" w:before="0" w:line="240" w:lineRule="auto"/>
+        <w:jc w:val="left"/>
+      </w:pPr>
+      <w:r>
+        <w:rPr>
+          <w:rFonts w:ascii="Calibri" w:hAnsi="Calibri"/>
+          <w:sz w:val="17"/>
+        </w:rPr>
+        <w:t>Client-style ML projects: Vantara (churn/CLV, SHAP, FastAPI, Docker), FlowCast (traffic and accident-risk forecasting), Northgate (FinBERT, max-Sharpe).</w:t>
+      </w:r>
+    </w:p>
+    <w:p>
+      <w:pPr>
+        <w:spacing w:after="10" w:before="20" w:line="240" w:lineRule="auto"/>
+        <w:jc w:val="left"/>
+      </w:pPr>
+      <w:r>
+        <w:rPr>
+          <w:rFonts w:ascii="Calibri" w:hAnsi="Calibri"/>
+          <w:b/>
+          <w:sz w:val="18"/>
+        </w:rPr>
+        <w:t>Technology Manager — PayGain Multiservices Pvt. Ltd.</w:t>
+        <w:tab/>
+        <w:t>Feb 2025 – Sept 2026</w:t>
+      </w:r>
+    </w:p>
+    <w:p>
+      <w:pPr>
+        <w:spacing w:after="21" w:before="0" w:line="240" w:lineRule="auto"/>
         <w:jc w:val="left"/>
       </w:pPr>
       <w:r>
@@ -199,17 +229,17 @@
     <w:p>
       <w:pPr>
         <w:pStyle w:val="ListParagraph"/>
-        <w:spacing w:after="30" w:before="0" w:line="240" w:lineRule="auto"/>
+        <w:spacing w:after="21" w:before="0" w:line="240" w:lineRule="auto"/>
         <w:jc w:val="left"/>
       </w:pPr>
       <w:r>
-        <w:t>Scoping and leading development of a company-wide mobile app as sole engineer, covering client/employee onboarding, document access, product activation, and payments — mobile counterpart to PayGain core platform.</w:t>
+        <w:t>Scoped and designed a company-wide mobile app (design stage), covering client/employee onboarding, document access, product activation, and payments — mobile counterpart to PayGain core platform.</w:t>
       </w:r>
     </w:p>
     <w:p>
       <w:pPr>
         <w:pStyle w:val="ListParagraph"/>
-        <w:spacing w:after="30" w:before="0" w:line="240" w:lineRule="auto"/>
+        <w:spacing w:after="21" w:before="0" w:line="240" w:lineRule="auto"/>
         <w:jc w:val="left"/>
       </w:pPr>
       <w:r>
@@ -222,7 +252,7 @@
     </w:p>
     <w:p>
       <w:pPr>
-        <w:spacing w:after="40" w:before="80" w:line="240" w:lineRule="auto"/>
+        <w:spacing w:after="28" w:before="80" w:line="240" w:lineRule="auto"/>
         <w:jc w:val="left"/>
         <w:pBdr>
           <w:bottom w:val="single" w:sz="6" w:space="1" w:color="4F81BD"/>
@@ -266,7 +296,7 @@
     </w:p>
     <w:p>
       <w:pPr>
-        <w:spacing w:after="30" w:before="0" w:line="240" w:lineRule="auto"/>
+        <w:spacing w:after="21" w:before="0" w:line="240" w:lineRule="auto"/>
         <w:jc w:val="left"/>
       </w:pPr>
       <w:r>
@@ -275,7 +305,7 @@
         </w:rPr>
         <w:t>Python, FastAPI, Next.js, Supabase/pgvector, LangGraph, Groq, OpenAI, Cloudflare R2, Kubernetes (K3s)</w:t>
         <w:br/>
-        <w:t>Solo-built, Apr–Aug 2026 — ~143K source LOC across 856 files, 442 commits, 178 test files — OpenAI Build Week</w:t>
+        <w:t>Solo-built, Apr–Aug 2026 — ~144K source LOC across 856 files, 442 commits, 178 test files — OpenAI Build Week</w:t>
       </w:r>
       <w:r>
         <w:rPr>
@@ -325,7 +355,7 @@
     <w:p>
       <w:pPr>
         <w:pStyle w:val="ListParagraph"/>
-        <w:spacing w:after="30" w:before="0" w:line="240" w:lineRule="auto"/>
+        <w:spacing w:after="21" w:before="0" w:line="240" w:lineRule="auto"/>
         <w:jc w:val="left"/>
       </w:pPr>
       <w:r>
@@ -335,7 +365,7 @@
     <w:p>
       <w:pPr>
         <w:pStyle w:val="ListParagraph"/>
-        <w:spacing w:after="30" w:before="0" w:line="240" w:lineRule="auto"/>
+        <w:spacing w:after="21" w:before="0" w:line="240" w:lineRule="auto"/>
         <w:jc w:val="left"/>
       </w:pPr>
       <w:r>
@@ -349,7 +379,7 @@
     <w:p>
       <w:pPr>
         <w:pStyle w:val="ListParagraph"/>
-        <w:spacing w:after="30" w:before="0" w:line="240" w:lineRule="auto"/>
+        <w:spacing w:after="21" w:before="0" w:line="240" w:lineRule="auto"/>
         <w:jc w:val="left"/>
       </w:pPr>
       <w:r>
@@ -359,7 +389,7 @@
     <w:p>
       <w:pPr>
         <w:pStyle w:val="ListParagraph"/>
-        <w:spacing w:before="0" w:after="30" w:line="240" w:lineRule="auto"/>
+        <w:spacing w:before="0" w:after="21" w:line="240" w:lineRule="auto"/>
       </w:pPr>
       <w:r>
         <w:rPr>
@@ -385,14 +415,14 @@
     </w:p>
     <w:p>
       <w:pPr>
-        <w:spacing w:after="30" w:before="0" w:line="240" w:lineRule="auto"/>
+        <w:spacing w:after="21" w:before="0" w:line="240" w:lineRule="auto"/>
         <w:jc w:val="left"/>
       </w:pPr>
       <w:r>
         <w:rPr>
           <w:i/>
         </w:rPr>
-        <w:t>Python, Google ADK, LangGraph, Next.js, Firestore, Google Cloud Run  |  ~21K source LOC across 116 files, 70 commits, 26 test files</w:t>
+        <w:t>Python, Google ADK, LangGraph, Next.js, Firestore, Google Cloud Run  |  Solo-built, Aug 2026 — ~21K source LOC across 116 files, 70 commits, 26 test files</w:t>
       </w:r>
       <w:r>
         <w:rPr>
@@ -442,7 +472,7 @@
     <w:p>
       <w:pPr>
         <w:pStyle w:val="ListParagraph"/>
-        <w:spacing w:after="30" w:before="0" w:line="240" w:lineRule="auto"/>
+        <w:spacing w:after="21" w:before="0" w:line="240" w:lineRule="auto"/>
         <w:jc w:val="left"/>
       </w:pPr>
       <w:r>
@@ -452,7 +482,7 @@
     <w:p>
       <w:pPr>
         <w:pStyle w:val="ListParagraph"/>
-        <w:spacing w:after="30" w:before="0" w:line="240" w:lineRule="auto"/>
+        <w:spacing w:after="21" w:before="0" w:line="240" w:lineRule="auto"/>
         <w:jc w:val="left"/>
       </w:pPr>
       <w:r>
@@ -475,7 +505,7 @@
     </w:p>
     <w:p>
       <w:pPr>
-        <w:spacing w:after="30" w:before="0" w:line="240" w:lineRule="auto"/>
+        <w:spacing w:after="21" w:before="0" w:line="240" w:lineRule="auto"/>
         <w:jc w:val="left"/>
       </w:pPr>
       <w:r>
@@ -511,7 +541,7 @@
     <w:p>
       <w:pPr>
         <w:pStyle w:val="ListParagraph"/>
-        <w:spacing w:after="30" w:before="0" w:line="240" w:lineRule="auto"/>
+        <w:spacing w:after="21" w:before="0" w:line="240" w:lineRule="auto"/>
         <w:jc w:val="left"/>
       </w:pPr>
       <w:r>
@@ -521,7 +551,7 @@
     <w:p>
       <w:pPr>
         <w:pStyle w:val="ListParagraph"/>
-        <w:spacing w:after="30" w:before="0" w:line="240" w:lineRule="auto"/>
+        <w:spacing w:after="21" w:before="0" w:line="240" w:lineRule="auto"/>
         <w:jc w:val="left"/>
       </w:pPr>
       <w:r>
@@ -535,7 +565,7 @@
     <w:p>
       <w:pPr>
         <w:pStyle w:val="ListParagraph"/>
-        <w:spacing w:before="0" w:after="30" w:line="240" w:lineRule="auto"/>
+        <w:spacing w:before="0" w:after="21" w:line="240" w:lineRule="auto"/>
       </w:pPr>
       <w:r>
         <w:rPr>
@@ -562,7 +592,7 @@
     <w:p>
       <w:pPr>
         <w:pStyle w:val="ListParagraph"/>
-        <w:spacing w:after="40" w:before="0" w:line="240" w:lineRule="auto"/>
+        <w:spacing w:after="28" w:before="0" w:line="240" w:lineRule="auto"/>
         <w:jc w:val="left"/>
       </w:pPr>
       <w:r>
@@ -571,7 +601,7 @@
     </w:p>
     <w:p>
       <w:pPr>
-        <w:spacing w:after="40" w:before="80" w:line="240" w:lineRule="auto"/>
+        <w:spacing w:after="28" w:before="80" w:line="240" w:lineRule="auto"/>
         <w:jc w:val="left"/>
         <w:pBdr>
           <w:bottom w:val="single" w:sz="6" w:space="1" w:color="4F81BD"/>
@@ -605,7 +635,7 @@
     </w:p>
     <w:p>
       <w:pPr>
-        <w:spacing w:after="20" w:before="0" w:line="240" w:lineRule="auto"/>
+        <w:spacing w:after="14" w:before="0" w:line="240" w:lineRule="auto"/>
         <w:jc w:val="left"/>
       </w:pPr>
       <w:r>
@@ -619,7 +649,7 @@
     </w:p>
     <w:sectPr>
       <w:pgSz w:w="12240" w:h="15840"/>
-      <w:pgMar w:top="400" w:right="720" w:bottom="400" w:left="720" w:header="720" w:footer="720" w:gutter="0"/>
+      <w:pgMar w:top="320" w:right="440" w:bottom="320" w:left="440" w:header="720" w:footer="720" w:gutter="0"/>
       <w:cols w:space="720"/>
       <w:docGrid w:linePitch="360"/>
     </w:sectPr>

--- a/public/resume/Naman_Manocha_Master_1Page_Resume.docx
+++ b/public/resume/Naman_Manocha_Master_1Page_Resume.docx
@@ -305,7 +305,7 @@
         </w:rPr>
         <w:t>Python, FastAPI, Next.js, Supabase/pgvector, LangGraph, Groq, OpenAI, Cloudflare R2, Kubernetes (K3s)</w:t>
         <w:br/>
-        <w:t>Solo-built, Apr–Aug 2026 — ~144K source LOC across 856 files, 442 commits, 178 test files — OpenAI Build Week</w:t>
+        <w:t>Solo-built, Apr–Aug 2026 — ~144K source LOC across 858 files, 443 commits, 179 test files — OpenAI Build Week</w:t>
       </w:r>
       <w:r>
         <w:rPr>

--- a/public/resume/Naman_Manocha_Master_1Page_Resume.docx
+++ b/public/resume/Naman_Manocha_Master_1Page_Resume.docx
@@ -42,7 +42,7 @@
           <w:color w:val="555555"/>
           <w:sz w:val="17"/>
         </w:rPr>
-        <w:t xml:space="preserve">Kolkata, India  |  8530356515  |  namanmanocha42248@gmail.com  |  </w:t>
+        <w:t xml:space="preserve">Mumbai, India  |  8530356515  |  namanmanocha42248@gmail.com  |  </w:t>
       </w:r>
       <w:hyperlink r:id="rId9">
         <w:r>

--- a/public/resume/Naman_Manocha_Master_1Page_Resume.docx
+++ b/public/resume/Naman_Manocha_Master_1Page_Resume.docx
@@ -192,7 +192,7 @@
           <w:rFonts w:ascii="Calibri" w:hAnsi="Calibri"/>
           <w:sz w:val="17"/>
         </w:rPr>
-        <w:t>Client-style ML projects: Vantara (churn/CLV, SHAP, FastAPI, Docker), FlowCast (traffic and accident-risk forecasting), Northgate (FinBERT, max-Sharpe).</w:t>
+        <w:t>Sole engineer on three client PRDs: Vantara (churn/CLV pipeline on 1M+ transactions, calibrated test ROC-AUC 0.76, FastAPI/PostgreSQL/Docker, 124 tests); building FlowCast (traffic forecasting, from-scratch LSTM) and Northgate (FinBERT, max-Sharpe portfolio).</w:t>
       </w:r>
     </w:p>
     <w:p>
